--- a/documentacion_proyecto/Bit├ícora.docx
+++ b/documentacion_proyecto/Bit├ícora.docx
@@ -14,426 +14,8 @@
       <w:r>
         <w:rPr/>
         <mc:AlternateContent>
-          <mc:Choice Requires="wpg">
-            <w:drawing>
-              <wp:anchor allowOverlap="1" behindDoc="1" distB="0" distT="0" distL="0" distR="0" hidden="0" layoutInCell="1" locked="0" relativeHeight="0" simplePos="0">
-                <wp:simplePos x="0" y="0"/>
-                <wp:positionH relativeFrom="page">
-                  <wp:align>center</wp:align>
-                </wp:positionH>
-                <wp:positionV relativeFrom="page">
-                  <wp:align>center</wp:align>
-                </wp:positionV>
-                <wp:extent cx="6864824" cy="9123528"/>
-                <wp:effectExtent b="0" l="0" r="0" t="0"/>
-                <wp:wrapNone/>
-                <wp:docPr id="4" name=""/>
-                <a:graphic>
-                  <a:graphicData uri="http://schemas.microsoft.com/office/word/2010/wordprocessingGroup">
-                    <wpg:wgp>
-                      <wpg:cNvGrpSpPr/>
-                      <wpg:grpSpPr>
-                        <a:xfrm>
-                          <a:off x="1913575" y="0"/>
-                          <a:ext cx="6864824" cy="9123528"/>
-                          <a:chOff x="1913575" y="0"/>
-                          <a:chExt cx="6864850" cy="7560000"/>
-                        </a:xfrm>
-                      </wpg:grpSpPr>
-                      <wpg:grpSp>
-                        <wpg:cNvGrpSpPr/>
-                        <wpg:grpSpPr>
-                          <a:xfrm>
-                            <a:off x="1913588" y="0"/>
-                            <a:ext cx="6864824" cy="7560000"/>
-                            <a:chOff x="1913575" y="0"/>
-                            <a:chExt cx="6864850" cy="7560000"/>
-                          </a:xfrm>
-                        </wpg:grpSpPr>
-                        <wps:wsp>
-                          <wps:cNvSpPr/>
-                          <wps:cNvPr id="3" name="Shape 3"/>
-                          <wps:spPr>
-                            <a:xfrm>
-                              <a:off x="1913575" y="0"/>
-                              <a:ext cx="6864850" cy="7560000"/>
-                            </a:xfrm>
-                            <a:prstGeom prst="rect">
-                              <a:avLst/>
-                            </a:prstGeom>
-                            <a:noFill/>
-                            <a:ln>
-                              <a:noFill/>
-                            </a:ln>
-                          </wps:spPr>
-                          <wps:txbx>
-                            <w:txbxContent>
-                              <w:p>
-                                <w:pPr>
-                                  <w:spacing w:after="0" w:before="0" w:line="240"/>
-                                  <w:ind w:left="0" w:right="0" w:firstLine="0"/>
-                                  <w:jc w:val="left"/>
-                                  <w:textDirection w:val="btLr"/>
-                                </w:pPr>
-                              </w:p>
-                            </w:txbxContent>
-                          </wps:txbx>
-                          <wps:bodyPr anchorCtr="0" anchor="ctr" bIns="91425" lIns="91425" spcFirstLastPara="1" rIns="91425" wrap="square" tIns="91425">
-                            <a:noAutofit/>
-                          </wps:bodyPr>
-                        </wps:wsp>
-                        <wpg:grpSp>
-                          <wpg:cNvGrpSpPr/>
-                          <wpg:grpSpPr>
-                            <a:xfrm>
-                              <a:off x="1913588" y="0"/>
-                              <a:ext cx="6864824" cy="7560000"/>
-                              <a:chOff x="1913575" y="0"/>
-                              <a:chExt cx="6864850" cy="7560000"/>
-                            </a:xfrm>
-                          </wpg:grpSpPr>
-                          <wps:wsp>
-                            <wps:cNvSpPr/>
-                            <wps:cNvPr id="5" name="Shape 5"/>
-                            <wps:spPr>
-                              <a:xfrm>
-                                <a:off x="1913575" y="0"/>
-                                <a:ext cx="6864850" cy="7560000"/>
-                              </a:xfrm>
-                              <a:prstGeom prst="rect">
-                                <a:avLst/>
-                              </a:prstGeom>
-                              <a:noFill/>
-                              <a:ln>
-                                <a:noFill/>
-                              </a:ln>
-                            </wps:spPr>
-                            <wps:txbx>
-                              <w:txbxContent>
-                                <w:p>
-                                  <w:pPr>
-                                    <w:spacing w:after="0" w:before="0" w:line="240"/>
-                                    <w:ind w:left="0" w:right="0" w:firstLine="0"/>
-                                    <w:jc w:val="left"/>
-                                    <w:textDirection w:val="btLr"/>
-                                  </w:pPr>
-                                </w:p>
-                              </w:txbxContent>
-                            </wps:txbx>
-                            <wps:bodyPr anchorCtr="0" anchor="ctr" bIns="91425" lIns="91425" spcFirstLastPara="1" rIns="91425" wrap="square" tIns="91425">
-                              <a:noAutofit/>
-                            </wps:bodyPr>
-                          </wps:wsp>
-                          <wpg:grpSp>
-                            <wpg:cNvGrpSpPr/>
-                            <wpg:grpSpPr>
-                              <a:xfrm>
-                                <a:off x="1913588" y="0"/>
-                                <a:ext cx="6864824" cy="7560000"/>
-                                <a:chOff x="1913575" y="0"/>
-                                <a:chExt cx="6864850" cy="7560000"/>
-                              </a:xfrm>
-                            </wpg:grpSpPr>
-                            <wps:wsp>
-                              <wps:cNvSpPr/>
-                              <wps:cNvPr id="7" name="Shape 7"/>
-                              <wps:spPr>
-                                <a:xfrm>
-                                  <a:off x="1913575" y="0"/>
-                                  <a:ext cx="6864850" cy="7560000"/>
-                                </a:xfrm>
-                                <a:prstGeom prst="rect">
-                                  <a:avLst/>
-                                </a:prstGeom>
-                                <a:noFill/>
-                                <a:ln>
-                                  <a:noFill/>
-                                </a:ln>
-                              </wps:spPr>
-                              <wps:txbx>
-                                <w:txbxContent>
-                                  <w:p>
-                                    <w:pPr>
-                                      <w:spacing w:after="0" w:before="0" w:line="240"/>
-                                      <w:ind w:left="0" w:right="0" w:firstLine="0"/>
-                                      <w:jc w:val="left"/>
-                                      <w:textDirection w:val="btLr"/>
-                                    </w:pPr>
-                                  </w:p>
-                                </w:txbxContent>
-                              </wps:txbx>
-                              <wps:bodyPr anchorCtr="0" anchor="ctr" bIns="91425" lIns="91425" spcFirstLastPara="1" rIns="91425" wrap="square" tIns="91425">
-                                <a:noAutofit/>
-                              </wps:bodyPr>
-                            </wps:wsp>
-                            <wpg:grpSp>
-                              <wpg:cNvGrpSpPr/>
-                              <wpg:grpSpPr>
-                                <a:xfrm>
-                                  <a:off x="1913588" y="0"/>
-                                  <a:ext cx="6864824" cy="7560000"/>
-                                  <a:chOff x="0" y="0"/>
-                                  <a:chExt cx="6864824" cy="9123528"/>
-                                </a:xfrm>
-                              </wpg:grpSpPr>
-                              <wps:wsp>
-                                <wps:cNvSpPr/>
-                                <wps:cNvPr id="9" name="Shape 9"/>
-                                <wps:spPr>
-                                  <a:xfrm>
-                                    <a:off x="0" y="0"/>
-                                    <a:ext cx="6864800" cy="9123525"/>
-                                  </a:xfrm>
-                                  <a:prstGeom prst="rect">
-                                    <a:avLst/>
-                                  </a:prstGeom>
-                                  <a:noFill/>
-                                  <a:ln>
-                                    <a:noFill/>
-                                  </a:ln>
-                                </wps:spPr>
-                                <wps:txbx>
-                                  <w:txbxContent>
-                                    <w:p>
-                                      <w:pPr>
-                                        <w:spacing w:after="0" w:before="0" w:line="240"/>
-                                        <w:ind w:left="0" w:right="0" w:firstLine="0"/>
-                                        <w:jc w:val="left"/>
-                                        <w:textDirection w:val="btLr"/>
-                                      </w:pPr>
-                                    </w:p>
-                                  </w:txbxContent>
-                                </wps:txbx>
-                                <wps:bodyPr anchorCtr="0" anchor="ctr" bIns="91425" lIns="91425" spcFirstLastPara="1" rIns="91425" wrap="square" tIns="91425">
-                                  <a:noAutofit/>
-                                </wps:bodyPr>
-                              </wps:wsp>
-                              <wps:wsp>
-                                <wps:cNvSpPr/>
-                                <wps:cNvPr id="10" name="Shape 10"/>
-                                <wps:spPr>
-                                  <a:xfrm>
-                                    <a:off x="0" y="0"/>
-                                    <a:ext cx="6858000" cy="1371600"/>
-                                  </a:xfrm>
-                                  <a:prstGeom prst="rect">
-                                    <a:avLst/>
-                                  </a:prstGeom>
-                                  <a:solidFill>
-                                    <a:schemeClr val="accent1"/>
-                                  </a:solidFill>
-                                  <a:ln>
-                                    <a:noFill/>
-                                  </a:ln>
-                                </wps:spPr>
-                                <wps:txbx>
-                                  <w:txbxContent>
-                                    <w:p>
-                                      <w:pPr>
-                                        <w:spacing w:after="0" w:before="0" w:line="240"/>
-                                        <w:ind w:left="0" w:right="0" w:firstLine="0"/>
-                                        <w:jc w:val="left"/>
-                                        <w:textDirection w:val="btLr"/>
-                                      </w:pPr>
-                                    </w:p>
-                                  </w:txbxContent>
-                                </wps:txbx>
-                                <wps:bodyPr anchorCtr="0" anchor="ctr" bIns="91425" lIns="91425" spcFirstLastPara="1" rIns="91425" wrap="square" tIns="91425">
-                                  <a:noAutofit/>
-                                </wps:bodyPr>
-                              </wps:wsp>
-                              <wps:wsp>
-                                <wps:cNvSpPr/>
-                                <wps:cNvPr id="11" name="Shape 11"/>
-                                <wps:spPr>
-                                  <a:xfrm>
-                                    <a:off x="0" y="4094328"/>
-                                    <a:ext cx="6858000" cy="5029200"/>
-                                  </a:xfrm>
-                                  <a:prstGeom prst="rect">
-                                    <a:avLst/>
-                                  </a:prstGeom>
-                                  <a:solidFill>
-                                    <a:schemeClr val="accent1"/>
-                                  </a:solidFill>
-                                  <a:ln>
-                                    <a:noFill/>
-                                  </a:ln>
-                                </wps:spPr>
-                                <wps:txbx>
-                                  <w:txbxContent>
-                                    <w:p>
-                                      <w:pPr>
-                                        <w:spacing w:after="0" w:before="120" w:line="240"/>
-                                        <w:ind w:left="0" w:right="0" w:firstLine="0"/>
-                                        <w:jc w:val="center"/>
-                                        <w:textDirection w:val="btLr"/>
-                                      </w:pPr>
-                                      <w:r>
-                                        <w:rPr>
-                                          <w:rFonts w:ascii="IBM Plex Sans" w:cs="IBM Plex Sans" w:eastAsia="IBM Plex Sans" w:hAnsi="IBM Plex Sans"/>
-                                          <w:b w:val="0"/>
-                                          <w:i w:val="0"/>
-                                          <w:smallCaps w:val="0"/>
-                                          <w:strike w:val="0"/>
-                                          <w:color w:val="ffffff"/>
-                                          <w:sz w:val="28"/>
-                                          <w:vertAlign w:val="baseline"/>
-                                        </w:rPr>
-                                        <w:t xml:space="preserve">Ferrando - Iannone – Lede Buschiazzo – Manfredo - Montenegro</w:t>
-                                      </w:r>
-                                    </w:p>
-                                    <w:p>
-                                      <w:pPr>
-                                        <w:spacing w:after="0" w:before="120" w:line="240"/>
-                                        <w:ind w:left="0" w:right="0" w:firstLine="0"/>
-                                        <w:jc w:val="center"/>
-                                        <w:textDirection w:val="btLr"/>
-                                      </w:pPr>
-                                      <w:r>
-                                        <w:rPr>
-                                          <w:rFonts w:ascii="IBM Plex Sans" w:cs="IBM Plex Sans" w:eastAsia="IBM Plex Sans" w:hAnsi="IBM Plex Sans"/>
-                                          <w:b w:val="0"/>
-                                          <w:i w:val="0"/>
-                                          <w:smallCaps w:val="0"/>
-                                          <w:strike w:val="0"/>
-                                          <w:color w:val="ffffff"/>
-                                          <w:sz w:val="28"/>
-                                          <w:vertAlign w:val="baseline"/>
-                                        </w:rPr>
-                                      </w:r>
-                                      <w:r>
-                                        <w:rPr>
-                                          <w:rFonts w:ascii="IBM Plex Sans" w:cs="IBM Plex Sans" w:eastAsia="IBM Plex Sans" w:hAnsi="IBM Plex Sans"/>
-                                          <w:b w:val="0"/>
-                                          <w:i w:val="0"/>
-                                          <w:smallCaps w:val="1"/>
-                                          <w:strike w:val="0"/>
-                                          <w:color w:val="ffffff"/>
-                                          <w:sz w:val="28"/>
-                                          <w:vertAlign w:val="baseline"/>
-                                        </w:rPr>
-                                        <w:t xml:space="preserve">7MO INFORMÁTICA</w:t>
-                                      </w:r>
-                                      <w:r>
-                                        <w:rPr>
-                                          <w:rFonts w:ascii="IBM Plex Sans" w:cs="IBM Plex Sans" w:eastAsia="IBM Plex Sans" w:hAnsi="IBM Plex Sans"/>
-                                          <w:b w:val="0"/>
-                                          <w:i w:val="0"/>
-                                          <w:smallCaps w:val="0"/>
-                                          <w:strike w:val="0"/>
-                                          <w:color w:val="ffffff"/>
-                                          <w:sz w:val="28"/>
-                                          <w:vertAlign w:val="baseline"/>
-                                        </w:rPr>
-                                        <w:t xml:space="preserve">  Equipo de Proyecto N°5</w:t>
-                                      </w:r>
-                                    </w:p>
-                                  </w:txbxContent>
-                                </wps:txbx>
-                                <wps:bodyPr anchorCtr="0" anchor="b" bIns="457200" lIns="457200" spcFirstLastPara="1" rIns="457200" wrap="square" tIns="731500">
-                                  <a:noAutofit/>
-                                </wps:bodyPr>
-                              </wps:wsp>
-                              <wps:wsp>
-                                <wps:cNvSpPr/>
-                                <wps:cNvPr id="12" name="Shape 12"/>
-                                <wps:spPr>
-                                  <a:xfrm>
-                                    <a:off x="6824" y="1371600"/>
-                                    <a:ext cx="6858000" cy="2722728"/>
-                                  </a:xfrm>
-                                  <a:prstGeom prst="rect">
-                                    <a:avLst/>
-                                  </a:prstGeom>
-                                  <a:solidFill>
-                                    <a:schemeClr val="lt1"/>
-                                  </a:solidFill>
-                                  <a:ln>
-                                    <a:noFill/>
-                                  </a:ln>
-                                </wps:spPr>
-                                <wps:txbx>
-                                  <w:txbxContent>
-                                    <w:p>
-                                      <w:pPr>
-                                        <w:spacing w:after="0" w:before="0" w:line="240"/>
-                                        <w:ind w:left="0" w:right="0" w:firstLine="0"/>
-                                        <w:jc w:val="center"/>
-                                        <w:textDirection w:val="btLr"/>
-                                      </w:pPr>
-                                      <w:r>
-                                        <w:rPr>
-                                          <w:rFonts w:ascii="IBM Plex Sans" w:cs="IBM Plex Sans" w:eastAsia="IBM Plex Sans" w:hAnsi="IBM Plex Sans"/>
-                                          <w:b w:val="0"/>
-                                          <w:i w:val="0"/>
-                                          <w:smallCaps w:val="1"/>
-                                          <w:strike w:val="0"/>
-                                          <w:color w:val="F0F4F8"/>
-                                          <w:sz w:val="72"/>
-                                          <w:vertAlign w:val="baseline"/>
-                                        </w:rPr>
-                                        <w:t xml:space="preserve">SISTEMA DE MONITOREO INDUSTRIAL IOT</w:t>
-                                      </w:r>
-                                    </w:p>
-                                  </w:txbxContent>
-                                </wps:txbx>
-                                <wps:bodyPr anchorCtr="0" anchor="ctr" bIns="91425" lIns="457200" spcFirstLastPara="1" rIns="457200" wrap="square" tIns="91425">
-                                  <a:noAutofit/>
-                                </wps:bodyPr>
-                              </wps:wsp>
-                            </wpg:grpSp>
-                          </wpg:grpSp>
-                        </wpg:grpSp>
-                      </wpg:grpSp>
-                    </wpg:wgp>
-                  </a:graphicData>
-                </a:graphic>
-              </wp:anchor>
-            </w:drawing>
-          </mc:Choice>
-          <mc:Fallback>
-            <w:drawing>
-              <wp:anchor allowOverlap="1" behindDoc="1" distB="0" distT="0" distL="0" distR="0" hidden="0" layoutInCell="1" locked="0" relativeHeight="0" simplePos="0">
-                <wp:simplePos x="0" y="0"/>
-                <wp:positionH relativeFrom="page">
-                  <wp:align>center</wp:align>
-                </wp:positionH>
-                <wp:positionV relativeFrom="page">
-                  <wp:align>center</wp:align>
-                </wp:positionV>
-                <wp:extent cx="6864824" cy="9123528"/>
-                <wp:effectExtent b="0" l="0" r="0" t="0"/>
-                <wp:wrapNone/>
-                <wp:docPr id="4" name="image1.png"/>
-                <a:graphic>
-                  <a:graphicData uri="http://schemas.openxmlformats.org/drawingml/2006/picture">
-                    <pic:pic>
-                      <pic:nvPicPr>
-                        <pic:cNvPr id="0" name="image1.png"/>
-                        <pic:cNvPicPr preferRelativeResize="0"/>
-                      </pic:nvPicPr>
-                      <pic:blipFill>
-                        <a:blip r:embed="rId7"/>
-                        <a:srcRect/>
-                        <a:stretch>
-                          <a:fillRect/>
-                        </a:stretch>
-                      </pic:blipFill>
-                      <pic:spPr>
-                        <a:xfrm>
-                          <a:off x="0" y="0"/>
-                          <a:ext cx="6864824" cy="9123528"/>
-                        </a:xfrm>
-                        <a:prstGeom prst="rect"/>
-                        <a:ln/>
-                      </pic:spPr>
-                    </pic:pic>
-                  </a:graphicData>
-                </a:graphic>
-              </wp:anchor>
-            </w:drawing>
-          </mc:Fallback>
+          <mc:Choice Requires="wpg"/>
+          <mc:Fallback/>
         </mc:AlternateContent>
       </w:r>
       <w:r>
